--- a/public/gallery/examples/project-manager/pt-br/resume.docx
+++ b/public/gallery/examples/project-manager/pt-br/resume.docx
@@ -66,7 +66,7 @@
         </w:rPr>
         <w:t xml:space="preserve">📧 </w:t>
       </w:r>
-      <w:hyperlink w:history="1" r:id="rIdw7eg1u11ndmwz25cagjx6">
+      <w:hyperlink w:history="1" r:id="rId6lct89u26n3suzamucjyb">
         <w:r>
           <w:rPr>
             <w:sz w:val="18"/>
@@ -89,7 +89,7 @@
         </w:rPr>
         <w:t xml:space="preserve">🔗 </w:t>
       </w:r>
-      <w:hyperlink w:history="1" r:id="rIdgokhkz9cg-_iubwg7zasi">
+      <w:hyperlink w:history="1" r:id="rId_sc51rdrpsyniamtiqjwl">
         <w:r>
           <w:rPr>
             <w:sz w:val="18"/>
@@ -124,7 +124,7 @@
         <w:spacing w:after="200" w:line="276"/>
         <w:jc w:val="center"/>
       </w:pPr>
-      <w:hyperlink w:history="1" r:id="rIdzki5gjadhq-wog-juh-4v">
+      <w:hyperlink w:history="1" r:id="rIdlutw0gwbwx9_r2rfnpfqc">
         <w:r>
           <w:rPr>
             <w:sz w:val="18"/>
@@ -271,7 +271,7 @@
         </w:rPr>
         <w:t xml:space="preserve">	</w:t>
       </w:r>
-      <w:hyperlink w:history="1" r:id="rIds3np6nvclfzx_fka3y7_-">
+      <w:hyperlink w:history="1" r:id="rIdlvappmchoqzlyrwi-slyg">
         <w:r>
           <w:rPr>
             <w:sz w:val="18"/>
@@ -396,7 +396,7 @@
         </w:rPr>
         <w:t xml:space="preserve">	</w:t>
       </w:r>
-      <w:hyperlink w:history="1" r:id="rIdfsv8pdo00ivdyerpxz8f_">
+      <w:hyperlink w:history="1" r:id="rIdh7bmtkedrokbnkpk3oecg">
         <w:r>
           <w:rPr>
             <w:sz w:val="18"/>
@@ -540,7 +540,7 @@
         </w:rPr>
         <w:t xml:space="preserve">	</w:t>
       </w:r>
-      <w:hyperlink w:history="1" r:id="rIdolf0ud804xxq1ypyeq_zu">
+      <w:hyperlink w:history="1" r:id="rIdz6xqj1ea7vrws0urowsog">
         <w:r>
           <w:rPr>
             <w:sz w:val="18"/>
@@ -703,7 +703,7 @@
         </w:rPr>
         <w:t xml:space="preserve">	</w:t>
       </w:r>
-      <w:hyperlink w:history="1" r:id="rIdys3xu6tztrl3pe-p-9g-z">
+      <w:hyperlink w:history="1" r:id="rIdut6gadsjnat1m7ckagkxz">
         <w:r>
           <w:rPr>
             <w:sz w:val="18"/>
@@ -866,7 +866,7 @@
         </w:rPr>
         <w:t xml:space="preserve">	</w:t>
       </w:r>
-      <w:hyperlink w:history="1" r:id="rIdqulqoi0j8x_m5uutb0qn2">
+      <w:hyperlink w:history="1" r:id="rIdbteur9ykxaufht98iz3xx">
         <w:r>
           <w:rPr>
             <w:sz w:val="18"/>
@@ -1313,7 +1313,7 @@
         </w:rPr>
         <w:t xml:space="preserve">	</w:t>
       </w:r>
-      <w:hyperlink w:history="1" r:id="rIdlgg0f-uc1uhmkfe82rim5">
+      <w:hyperlink w:history="1" r:id="rIdwxd-ymfsephierl7kjcfr">
         <w:r>
           <w:rPr>
             <w:sz w:val="18"/>
@@ -1379,7 +1379,7 @@
         </w:rPr>
         <w:t xml:space="preserve">	</w:t>
       </w:r>
-      <w:hyperlink w:history="1" r:id="rId0ll4azqapopezevqw2vas">
+      <w:hyperlink w:history="1" r:id="rIdhhvv2y6ohq6k4tnqiuav8">
         <w:r>
           <w:rPr>
             <w:sz w:val="18"/>
@@ -1464,7 +1464,7 @@
         </w:rPr>
         <w:t xml:space="preserve">	</w:t>
       </w:r>
-      <w:hyperlink w:history="1" r:id="rIdaells4te6cig3ltrt9434">
+      <w:hyperlink w:history="1" r:id="rIdaloekejbepzea0dozclbh">
         <w:r>
           <w:rPr>
             <w:sz w:val="18"/>
@@ -1587,7 +1587,7 @@
         </w:rPr>
         <w:t xml:space="preserve">	</w:t>
       </w:r>
-      <w:hyperlink w:history="1" r:id="rIdbjmhch8-dx2dpg9tt8xrl">
+      <w:hyperlink w:history="1" r:id="rIdous1yoxdorztwjamr6cqi">
         <w:r>
           <w:rPr>
             <w:sz w:val="18"/>
@@ -1792,7 +1792,7 @@
         </w:rPr>
         <w:t xml:space="preserve">	</w:t>
       </w:r>
-      <w:hyperlink w:history="1" r:id="rId9pd_wftrneenqamqavxv5">
+      <w:hyperlink w:history="1" r:id="rIdk7tfevxx6ei4dgwpydewz">
         <w:r>
           <w:rPr>
             <w:sz w:val="18"/>
